--- a/worksheets/1주차_1_공문서행정문서읽기_Day5_학습지.docx
+++ b/worksheets/1주차_1_공문서행정문서읽기_Day5_학습지.docx
@@ -65,6 +65,117 @@
         </w:rPr>
         <w:t>이번 주에 배운 12개 어휘를 새로운 문장으로 마지막으로 점검해 봅시다.</w:t>
       </w:r>
+    </w:p>
+    <w:p>
+      <w:pPr>
+        <w:spacing w:before="40" w:after="80" w:line="252" w:lineRule="auto"/>
+      </w:pPr>
+      <w:r>
+        <w:rPr>
+          <w:rFonts w:ascii="맑은 고딕" w:hAnsi="맑은 고딕" w:eastAsia="맑은 고딕"/>
+          <w:b/>
+          <w:color w:val="3D4BC7"/>
+          <w:sz w:val="20"/>
+        </w:rPr>
+        <w:t>✅ 오늘 해야 할 일</w:t>
+      </w:r>
+    </w:p>
+    <w:tbl>
+      <w:tblPr>
+        <w:tblStyle w:val="TableGrid"/>
+        <w:tblW w:type="auto" w:w="0"/>
+        <w:tblLook w:firstColumn="1" w:firstRow="1" w:lastColumn="0" w:lastRow="0" w:noHBand="0" w:noVBand="1" w:val="04A0"/>
+      </w:tblPr>
+      <w:tblGrid>
+        <w:gridCol w:w="3364"/>
+        <w:gridCol w:w="3364"/>
+        <w:gridCol w:w="3364"/>
+      </w:tblGrid>
+      <w:tr>
+        <w:trPr>
+          <w:cantSplit/>
+        </w:trPr>
+        <w:tc>
+          <w:tcPr>
+            <w:tcW w:type="dxa" w:w="3364"/>
+            <w:tcMar>
+              <w:top w:w="55" w:type="dxa"/>
+              <w:bottom w:w="55" w:type="dxa"/>
+              <w:left w:w="90" w:type="dxa"/>
+              <w:right w:w="90" w:type="dxa"/>
+            </w:tcMar>
+          </w:tcPr>
+          <w:p>
+            <w:pPr>
+              <w:spacing w:before="0" w:after="0" w:line="252" w:lineRule="auto"/>
+            </w:pPr>
+            <w:r>
+              <w:rPr>
+                <w:rFonts w:ascii="맑은 고딕" w:hAnsi="맑은 고딕" w:eastAsia="맑은 고딕"/>
+                <w:b w:val="0"/>
+                <w:color w:val="6B6F85"/>
+                <w:sz w:val="22"/>
+              </w:rPr>
+              <w:t xml:space="preserve">☐ </w:t>
+            </w:r>
+          </w:p>
+        </w:tc>
+        <w:tc>
+          <w:tcPr>
+            <w:tcW w:type="dxa" w:w="3364"/>
+            <w:tcMar>
+              <w:top w:w="55" w:type="dxa"/>
+              <w:bottom w:w="55" w:type="dxa"/>
+              <w:left w:w="90" w:type="dxa"/>
+              <w:right w:w="90" w:type="dxa"/>
+            </w:tcMar>
+          </w:tcPr>
+          <w:p>
+            <w:pPr>
+              <w:spacing w:before="0" w:after="0" w:line="252" w:lineRule="auto"/>
+            </w:pPr>
+            <w:r>
+              <w:rPr>
+                <w:rFonts w:ascii="맑은 고딕" w:hAnsi="맑은 고딕" w:eastAsia="맑은 고딕"/>
+                <w:b w:val="0"/>
+                <w:color w:val="6B6F85"/>
+                <w:sz w:val="22"/>
+              </w:rPr>
+              <w:t xml:space="preserve">☐ </w:t>
+            </w:r>
+          </w:p>
+        </w:tc>
+        <w:tc>
+          <w:tcPr>
+            <w:tcW w:type="dxa" w:w="3364"/>
+            <w:tcMar>
+              <w:top w:w="55" w:type="dxa"/>
+              <w:bottom w:w="55" w:type="dxa"/>
+              <w:left w:w="90" w:type="dxa"/>
+              <w:right w:w="90" w:type="dxa"/>
+            </w:tcMar>
+          </w:tcPr>
+          <w:p>
+            <w:pPr>
+              <w:spacing w:before="0" w:after="0" w:line="252" w:lineRule="auto"/>
+            </w:pPr>
+            <w:r>
+              <w:rPr>
+                <w:rFonts w:ascii="맑은 고딕" w:hAnsi="맑은 고딕" w:eastAsia="맑은 고딕"/>
+                <w:b w:val="0"/>
+                <w:color w:val="6B6F85"/>
+                <w:sz w:val="22"/>
+              </w:rPr>
+              <w:t xml:space="preserve">☐ </w:t>
+            </w:r>
+          </w:p>
+        </w:tc>
+      </w:tr>
+    </w:tbl>
+    <w:p>
+      <w:pPr>
+        <w:spacing w:after="120"/>
+      </w:pPr>
     </w:p>
     <w:p>
       <w:pPr>
@@ -975,10 +1086,10 @@
             <w:tcW w:type="dxa" w:w="10092"/>
             <w:shd w:val="clear" w:color="auto" w:fill="F7F8FF"/>
             <w:tcMar>
-              <w:top w:w="110" w:type="dxa"/>
-              <w:bottom w:w="110" w:type="dxa"/>
-              <w:left w:w="200" w:type="dxa"/>
-              <w:right w:w="200" w:type="dxa"/>
+              <w:top w:w="80" w:type="dxa"/>
+              <w:bottom w:w="80" w:type="dxa"/>
+              <w:left w:w="180" w:type="dxa"/>
+              <w:right w:w="180" w:type="dxa"/>
             </w:tcMar>
           </w:tcPr>
           <w:p>
@@ -1017,7 +1128,7 @@
     </w:tbl>
     <w:p>
       <w:pPr>
-        <w:spacing w:before="120" w:after="80" w:line="252" w:lineRule="auto"/>
+        <w:spacing w:before="80" w:after="40" w:line="252" w:lineRule="auto"/>
       </w:pPr>
       <w:r>
         <w:rPr>
@@ -1039,7 +1150,7 @@
       </w:tblGrid>
       <w:tr>
         <w:trPr>
-          <w:trHeight w:val="380" w:hRule="atLeast"/>
+          <w:trHeight w:val="300" w:hRule="atLeast"/>
         </w:trPr>
         <w:tc>
           <w:tcPr>
@@ -1062,7 +1173,7 @@
       </w:tr>
       <w:tr>
         <w:trPr>
-          <w:trHeight w:val="380" w:hRule="atLeast"/>
+          <w:trHeight w:val="300" w:hRule="atLeast"/>
         </w:trPr>
         <w:tc>
           <w:tcPr>
@@ -1091,7 +1202,7 @@
     </w:p>
     <w:sectPr>
       <w:pgSz w:w="11906" w:h="16838"/>
-      <w:pgMar w:top="737" w:right="907" w:bottom="680" w:left="907" w:header="720" w:footer="720" w:gutter="0"/>
+      <w:pgMar w:top="567" w:right="907" w:bottom="510" w:left="907" w:header="720" w:footer="720" w:gutter="0"/>
       <w:cols w:space="720"/>
       <w:docGrid w:linePitch="360"/>
     </w:sectPr>

--- a/worksheets/1주차_1_공문서행정문서읽기_Day5_학습지.docx
+++ b/worksheets/1주차_1_공문서행정문서읽기_Day5_학습지.docx
@@ -4,14 +4,14 @@
   <w:body>
     <w:p>
       <w:pPr>
-        <w:spacing w:before="0" w:after="40" w:line="252" w:lineRule="auto"/>
+        <w:spacing w:before="0" w:after="20" w:line="240" w:lineRule="auto"/>
       </w:pPr>
       <w:r>
         <w:rPr>
           <w:rFonts w:ascii="맑은 고딕" w:hAnsi="맑은 고딕" w:eastAsia="맑은 고딕"/>
           <w:b/>
           <w:color w:val="3D4BC7"/>
-          <w:sz w:val="31"/>
+          <w:sz w:val="28"/>
         </w:rPr>
         <w:t>명품 경북여상 문해력 15분  ·  손으로 쓰는 학습지</w:t>
       </w:r>
@@ -21,7 +21,7 @@
         <w:tabs>
           <w:tab w:pos="10091" w:val="right"/>
         </w:tabs>
-        <w:spacing w:before="0" w:after="120" w:line="252" w:lineRule="auto"/>
+        <w:spacing w:before="0" w:after="60" w:line="240" w:lineRule="auto"/>
       </w:pPr>
       <w:r>
         <w:rPr>
@@ -54,28 +54,28 @@
     </w:p>
     <w:p>
       <w:pPr>
-        <w:spacing w:before="80" w:after="160" w:line="252" w:lineRule="auto"/>
+        <w:spacing w:before="40" w:after="80" w:line="240" w:lineRule="auto"/>
       </w:pPr>
       <w:r>
         <w:rPr>
           <w:rFonts w:ascii="맑은 고딕" w:hAnsi="맑은 고딕" w:eastAsia="맑은 고딕"/>
           <w:b w:val="0"/>
           <w:color w:val="6B6F85"/>
-          <w:sz w:val="18"/>
+          <w:sz w:val="17"/>
         </w:rPr>
         <w:t>이번 주에 배운 12개 어휘를 새로운 문장으로 마지막으로 점검해 봅시다.</w:t>
       </w:r>
     </w:p>
     <w:p>
       <w:pPr>
-        <w:spacing w:before="40" w:after="80" w:line="252" w:lineRule="auto"/>
+        <w:spacing w:before="0" w:after="40" w:line="240" w:lineRule="auto"/>
       </w:pPr>
       <w:r>
         <w:rPr>
           <w:rFonts w:ascii="맑은 고딕" w:hAnsi="맑은 고딕" w:eastAsia="맑은 고딕"/>
           <w:b/>
           <w:color w:val="3D4BC7"/>
-          <w:sz w:val="20"/>
+          <w:sz w:val="19"/>
         </w:rPr>
         <w:t>✅ 오늘 해야 할 일</w:t>
       </w:r>
@@ -99,22 +99,22 @@
           <w:tcPr>
             <w:tcW w:type="dxa" w:w="3364"/>
             <w:tcMar>
-              <w:top w:w="55" w:type="dxa"/>
-              <w:bottom w:w="55" w:type="dxa"/>
-              <w:left w:w="90" w:type="dxa"/>
-              <w:right w:w="90" w:type="dxa"/>
+              <w:top w:w="35" w:type="dxa"/>
+              <w:bottom w:w="35" w:type="dxa"/>
+              <w:left w:w="80" w:type="dxa"/>
+              <w:right w:w="80" w:type="dxa"/>
             </w:tcMar>
           </w:tcPr>
           <w:p>
             <w:pPr>
-              <w:spacing w:before="0" w:after="0" w:line="252" w:lineRule="auto"/>
+              <w:spacing w:before="0" w:after="0" w:line="240" w:lineRule="auto"/>
             </w:pPr>
             <w:r>
               <w:rPr>
                 <w:rFonts w:ascii="맑은 고딕" w:hAnsi="맑은 고딕" w:eastAsia="맑은 고딕"/>
                 <w:b w:val="0"/>
                 <w:color w:val="6B6F85"/>
-                <w:sz w:val="22"/>
+                <w:sz w:val="20"/>
               </w:rPr>
               <w:t xml:space="preserve">☐ </w:t>
             </w:r>
@@ -124,22 +124,22 @@
           <w:tcPr>
             <w:tcW w:type="dxa" w:w="3364"/>
             <w:tcMar>
-              <w:top w:w="55" w:type="dxa"/>
-              <w:bottom w:w="55" w:type="dxa"/>
-              <w:left w:w="90" w:type="dxa"/>
-              <w:right w:w="90" w:type="dxa"/>
+              <w:top w:w="35" w:type="dxa"/>
+              <w:bottom w:w="35" w:type="dxa"/>
+              <w:left w:w="80" w:type="dxa"/>
+              <w:right w:w="80" w:type="dxa"/>
             </w:tcMar>
           </w:tcPr>
           <w:p>
             <w:pPr>
-              <w:spacing w:before="0" w:after="0" w:line="252" w:lineRule="auto"/>
+              <w:spacing w:before="0" w:after="0" w:line="240" w:lineRule="auto"/>
             </w:pPr>
             <w:r>
               <w:rPr>
                 <w:rFonts w:ascii="맑은 고딕" w:hAnsi="맑은 고딕" w:eastAsia="맑은 고딕"/>
                 <w:b w:val="0"/>
                 <w:color w:val="6B6F85"/>
-                <w:sz w:val="22"/>
+                <w:sz w:val="20"/>
               </w:rPr>
               <w:t xml:space="preserve">☐ </w:t>
             </w:r>
@@ -149,22 +149,22 @@
           <w:tcPr>
             <w:tcW w:type="dxa" w:w="3364"/>
             <w:tcMar>
-              <w:top w:w="55" w:type="dxa"/>
-              <w:bottom w:w="55" w:type="dxa"/>
-              <w:left w:w="90" w:type="dxa"/>
-              <w:right w:w="90" w:type="dxa"/>
+              <w:top w:w="35" w:type="dxa"/>
+              <w:bottom w:w="35" w:type="dxa"/>
+              <w:left w:w="80" w:type="dxa"/>
+              <w:right w:w="80" w:type="dxa"/>
             </w:tcMar>
           </w:tcPr>
           <w:p>
             <w:pPr>
-              <w:spacing w:before="0" w:after="0" w:line="252" w:lineRule="auto"/>
+              <w:spacing w:before="0" w:after="0" w:line="240" w:lineRule="auto"/>
             </w:pPr>
             <w:r>
               <w:rPr>
                 <w:rFonts w:ascii="맑은 고딕" w:hAnsi="맑은 고딕" w:eastAsia="맑은 고딕"/>
                 <w:b w:val="0"/>
                 <w:color w:val="6B6F85"/>
-                <w:sz w:val="22"/>
+                <w:sz w:val="20"/>
               </w:rPr>
               <w:t xml:space="preserve">☐ </w:t>
             </w:r>
@@ -174,19 +174,19 @@
     </w:tbl>
     <w:p>
       <w:pPr>
-        <w:spacing w:after="120"/>
+        <w:spacing w:after="60"/>
       </w:pPr>
     </w:p>
     <w:p>
       <w:pPr>
-        <w:spacing w:before="120" w:after="60" w:line="252" w:lineRule="auto"/>
+        <w:spacing w:before="60" w:after="20" w:line="240" w:lineRule="auto"/>
       </w:pPr>
       <w:r>
         <w:rPr>
           <w:rFonts w:ascii="맑은 고딕" w:hAnsi="맑은 고딕" w:eastAsia="맑은 고딕"/>
           <w:b/>
           <w:color w:val="3D4BC7"/>
-          <w:sz w:val="21"/>
+          <w:sz w:val="19"/>
         </w:rPr>
         <w:t>뜻을 보고 어휘를 쓰세요</w:t>
       </w:r>
@@ -209,21 +209,21 @@
           <w:tcPr>
             <w:tcW w:type="dxa" w:w="4876"/>
             <w:tcMar>
-              <w:top w:w="50" w:type="dxa"/>
-              <w:bottom w:w="60" w:type="dxa"/>
-              <w:left w:w="100" w:type="dxa"/>
-              <w:right w:w="100" w:type="dxa"/>
+              <w:top w:w="35" w:type="dxa"/>
+              <w:bottom w:w="40" w:type="dxa"/>
+              <w:left w:w="90" w:type="dxa"/>
+              <w:right w:w="90" w:type="dxa"/>
             </w:tcMar>
           </w:tcPr>
           <w:p>
             <w:pPr>
-              <w:spacing w:before="40" w:after="20" w:line="252" w:lineRule="auto"/>
+              <w:spacing w:before="20" w:after="20" w:line="240" w:lineRule="auto"/>
             </w:pPr>
             <w:r>
               <w:rPr>
                 <w:rFonts w:ascii="맑은 고딕" w:hAnsi="맑은 고딕" w:eastAsia="맑은 고딕"/>
                 <w:b/>
-                <w:sz w:val="19"/>
+                <w:sz w:val="18"/>
               </w:rPr>
               <w:t xml:space="preserve">1. </w:t>
             </w:r>
@@ -231,21 +231,21 @@
               <w:rPr>
                 <w:rFonts w:ascii="맑은 고딕" w:hAnsi="맑은 고딕" w:eastAsia="맑은 고딕"/>
                 <w:b w:val="0"/>
-                <w:sz w:val="19"/>
+                <w:sz w:val="18"/>
               </w:rPr>
               <w:t>증명서 따위를 발행하여 내줌</w:t>
             </w:r>
           </w:p>
           <w:p>
             <w:pPr>
-              <w:spacing w:before="0" w:after="40" w:line="252" w:lineRule="auto"/>
+              <w:spacing w:before="0" w:after="20" w:line="240" w:lineRule="auto"/>
             </w:pPr>
             <w:r>
               <w:rPr>
                 <w:rFonts w:ascii="맑은 고딕" w:hAnsi="맑은 고딕" w:eastAsia="맑은 고딕"/>
                 <w:b/>
                 <w:color w:val="3D4BC7"/>
-                <w:sz w:val="17"/>
+                <w:sz w:val="16"/>
               </w:rPr>
               <w:t xml:space="preserve">답  </w:t>
             </w:r>
@@ -253,7 +253,7 @@
               <w:rPr>
                 <w:rFonts w:ascii="맑은 고딕" w:hAnsi="맑은 고딕" w:eastAsia="맑은 고딕"/>
                 <w:b w:val="0"/>
-                <w:sz w:val="19"/>
+                <w:sz w:val="18"/>
               </w:rPr>
               <w:t>＿＿＿＿＿＿</w:t>
             </w:r>
@@ -263,21 +263,21 @@
           <w:tcPr>
             <w:tcW w:type="dxa" w:w="4876"/>
             <w:tcMar>
-              <w:top w:w="50" w:type="dxa"/>
-              <w:bottom w:w="60" w:type="dxa"/>
-              <w:left w:w="100" w:type="dxa"/>
-              <w:right w:w="100" w:type="dxa"/>
+              <w:top w:w="35" w:type="dxa"/>
+              <w:bottom w:w="40" w:type="dxa"/>
+              <w:left w:w="90" w:type="dxa"/>
+              <w:right w:w="90" w:type="dxa"/>
             </w:tcMar>
           </w:tcPr>
           <w:p>
             <w:pPr>
-              <w:spacing w:before="40" w:after="20" w:line="252" w:lineRule="auto"/>
+              <w:spacing w:before="20" w:after="20" w:line="240" w:lineRule="auto"/>
             </w:pPr>
             <w:r>
               <w:rPr>
                 <w:rFonts w:ascii="맑은 고딕" w:hAnsi="맑은 고딕" w:eastAsia="맑은 고딕"/>
                 <w:b/>
-                <w:sz w:val="19"/>
+                <w:sz w:val="18"/>
               </w:rPr>
               <w:t xml:space="preserve">2. </w:t>
             </w:r>
@@ -285,21 +285,21 @@
               <w:rPr>
                 <w:rFonts w:ascii="맑은 고딕" w:hAnsi="맑은 고딕" w:eastAsia="맑은 고딕"/>
                 <w:b w:val="0"/>
-                <w:sz w:val="19"/>
+                <w:sz w:val="18"/>
               </w:rPr>
               <w:t>문서나 물건 따위를 더 보탬</w:t>
             </w:r>
           </w:p>
           <w:p>
             <w:pPr>
-              <w:spacing w:before="0" w:after="40" w:line="252" w:lineRule="auto"/>
+              <w:spacing w:before="0" w:after="20" w:line="240" w:lineRule="auto"/>
             </w:pPr>
             <w:r>
               <w:rPr>
                 <w:rFonts w:ascii="맑은 고딕" w:hAnsi="맑은 고딕" w:eastAsia="맑은 고딕"/>
                 <w:b/>
                 <w:color w:val="3D4BC7"/>
-                <w:sz w:val="17"/>
+                <w:sz w:val="16"/>
               </w:rPr>
               <w:t xml:space="preserve">답  </w:t>
             </w:r>
@@ -307,7 +307,7 @@
               <w:rPr>
                 <w:rFonts w:ascii="맑은 고딕" w:hAnsi="맑은 고딕" w:eastAsia="맑은 고딕"/>
                 <w:b w:val="0"/>
-                <w:sz w:val="19"/>
+                <w:sz w:val="18"/>
               </w:rPr>
               <w:t>＿＿＿＿＿＿</w:t>
             </w:r>
@@ -322,21 +322,21 @@
           <w:tcPr>
             <w:tcW w:type="dxa" w:w="4876"/>
             <w:tcMar>
-              <w:top w:w="50" w:type="dxa"/>
-              <w:bottom w:w="60" w:type="dxa"/>
-              <w:left w:w="100" w:type="dxa"/>
-              <w:right w:w="100" w:type="dxa"/>
+              <w:top w:w="35" w:type="dxa"/>
+              <w:bottom w:w="40" w:type="dxa"/>
+              <w:left w:w="90" w:type="dxa"/>
+              <w:right w:w="90" w:type="dxa"/>
             </w:tcMar>
           </w:tcPr>
           <w:p>
             <w:pPr>
-              <w:spacing w:before="40" w:after="20" w:line="252" w:lineRule="auto"/>
+              <w:spacing w:before="20" w:after="20" w:line="240" w:lineRule="auto"/>
             </w:pPr>
             <w:r>
               <w:rPr>
                 <w:rFonts w:ascii="맑은 고딕" w:hAnsi="맑은 고딕" w:eastAsia="맑은 고딕"/>
                 <w:b/>
-                <w:sz w:val="19"/>
+                <w:sz w:val="18"/>
               </w:rPr>
               <w:t xml:space="preserve">3. </w:t>
             </w:r>
@@ -344,21 +344,21 @@
               <w:rPr>
                 <w:rFonts w:ascii="맑은 고딕" w:hAnsi="맑은 고딕" w:eastAsia="맑은 고딕"/>
                 <w:b w:val="0"/>
-                <w:sz w:val="19"/>
+                <w:sz w:val="18"/>
               </w:rPr>
               <w:t>보람이나 효과가 있음</w:t>
             </w:r>
           </w:p>
           <w:p>
             <w:pPr>
-              <w:spacing w:before="0" w:after="40" w:line="252" w:lineRule="auto"/>
+              <w:spacing w:before="0" w:after="20" w:line="240" w:lineRule="auto"/>
             </w:pPr>
             <w:r>
               <w:rPr>
                 <w:rFonts w:ascii="맑은 고딕" w:hAnsi="맑은 고딕" w:eastAsia="맑은 고딕"/>
                 <w:b/>
                 <w:color w:val="3D4BC7"/>
-                <w:sz w:val="17"/>
+                <w:sz w:val="16"/>
               </w:rPr>
               <w:t xml:space="preserve">답  </w:t>
             </w:r>
@@ -366,7 +366,7 @@
               <w:rPr>
                 <w:rFonts w:ascii="맑은 고딕" w:hAnsi="맑은 고딕" w:eastAsia="맑은 고딕"/>
                 <w:b w:val="0"/>
-                <w:sz w:val="19"/>
+                <w:sz w:val="18"/>
               </w:rPr>
               <w:t>＿＿＿＿＿＿</w:t>
             </w:r>
@@ -376,21 +376,21 @@
           <w:tcPr>
             <w:tcW w:type="dxa" w:w="4876"/>
             <w:tcMar>
-              <w:top w:w="50" w:type="dxa"/>
-              <w:bottom w:w="60" w:type="dxa"/>
-              <w:left w:w="100" w:type="dxa"/>
-              <w:right w:w="100" w:type="dxa"/>
+              <w:top w:w="35" w:type="dxa"/>
+              <w:bottom w:w="40" w:type="dxa"/>
+              <w:left w:w="90" w:type="dxa"/>
+              <w:right w:w="90" w:type="dxa"/>
             </w:tcMar>
           </w:tcPr>
           <w:p>
             <w:pPr>
-              <w:spacing w:before="40" w:after="20" w:line="252" w:lineRule="auto"/>
+              <w:spacing w:before="20" w:after="20" w:line="240" w:lineRule="auto"/>
             </w:pPr>
             <w:r>
               <w:rPr>
                 <w:rFonts w:ascii="맑은 고딕" w:hAnsi="맑은 고딕" w:eastAsia="맑은 고딕"/>
                 <w:b/>
-                <w:sz w:val="19"/>
+                <w:sz w:val="18"/>
               </w:rPr>
               <w:t xml:space="preserve">4. </w:t>
             </w:r>
@@ -398,21 +398,21 @@
               <w:rPr>
                 <w:rFonts w:ascii="맑은 고딕" w:hAnsi="맑은 고딕" w:eastAsia="맑은 고딕"/>
                 <w:b w:val="0"/>
-                <w:sz w:val="19"/>
+                <w:sz w:val="18"/>
               </w:rPr>
               <w:t>제출한 문서를 처리하지 않고 되돌려 보냄</w:t>
             </w:r>
           </w:p>
           <w:p>
             <w:pPr>
-              <w:spacing w:before="0" w:after="40" w:line="252" w:lineRule="auto"/>
+              <w:spacing w:before="0" w:after="20" w:line="240" w:lineRule="auto"/>
             </w:pPr>
             <w:r>
               <w:rPr>
                 <w:rFonts w:ascii="맑은 고딕" w:hAnsi="맑은 고딕" w:eastAsia="맑은 고딕"/>
                 <w:b/>
                 <w:color w:val="3D4BC7"/>
-                <w:sz w:val="17"/>
+                <w:sz w:val="16"/>
               </w:rPr>
               <w:t xml:space="preserve">답  </w:t>
             </w:r>
@@ -420,7 +420,7 @@
               <w:rPr>
                 <w:rFonts w:ascii="맑은 고딕" w:hAnsi="맑은 고딕" w:eastAsia="맑은 고딕"/>
                 <w:b w:val="0"/>
-                <w:sz w:val="19"/>
+                <w:sz w:val="18"/>
               </w:rPr>
               <w:t>＿＿＿＿＿＿</w:t>
             </w:r>
@@ -435,21 +435,21 @@
           <w:tcPr>
             <w:tcW w:type="dxa" w:w="4876"/>
             <w:tcMar>
-              <w:top w:w="50" w:type="dxa"/>
-              <w:bottom w:w="60" w:type="dxa"/>
-              <w:left w:w="100" w:type="dxa"/>
-              <w:right w:w="100" w:type="dxa"/>
+              <w:top w:w="35" w:type="dxa"/>
+              <w:bottom w:w="40" w:type="dxa"/>
+              <w:left w:w="90" w:type="dxa"/>
+              <w:right w:w="90" w:type="dxa"/>
             </w:tcMar>
           </w:tcPr>
           <w:p>
             <w:pPr>
-              <w:spacing w:before="40" w:after="20" w:line="252" w:lineRule="auto"/>
+              <w:spacing w:before="20" w:after="20" w:line="240" w:lineRule="auto"/>
             </w:pPr>
             <w:r>
               <w:rPr>
                 <w:rFonts w:ascii="맑은 고딕" w:hAnsi="맑은 고딕" w:eastAsia="맑은 고딕"/>
                 <w:b/>
-                <w:sz w:val="19"/>
+                <w:sz w:val="18"/>
               </w:rPr>
               <w:t xml:space="preserve">5. </w:t>
             </w:r>
@@ -457,21 +457,21 @@
               <w:rPr>
                 <w:rFonts w:ascii="맑은 고딕" w:hAnsi="맑은 고딕" w:eastAsia="맑은 고딕"/>
                 <w:b w:val="0"/>
-                <w:sz w:val="19"/>
+                <w:sz w:val="18"/>
               </w:rPr>
               <w:t>원본을 그대로 옮기거나 복사한 문서</w:t>
             </w:r>
           </w:p>
           <w:p>
             <w:pPr>
-              <w:spacing w:before="0" w:after="40" w:line="252" w:lineRule="auto"/>
+              <w:spacing w:before="0" w:after="20" w:line="240" w:lineRule="auto"/>
             </w:pPr>
             <w:r>
               <w:rPr>
                 <w:rFonts w:ascii="맑은 고딕" w:hAnsi="맑은 고딕" w:eastAsia="맑은 고딕"/>
                 <w:b/>
                 <w:color w:val="3D4BC7"/>
-                <w:sz w:val="17"/>
+                <w:sz w:val="16"/>
               </w:rPr>
               <w:t xml:space="preserve">답  </w:t>
             </w:r>
@@ -479,7 +479,7 @@
               <w:rPr>
                 <w:rFonts w:ascii="맑은 고딕" w:hAnsi="맑은 고딕" w:eastAsia="맑은 고딕"/>
                 <w:b w:val="0"/>
-                <w:sz w:val="19"/>
+                <w:sz w:val="18"/>
               </w:rPr>
               <w:t>＿＿＿＿＿＿</w:t>
             </w:r>
@@ -489,21 +489,21 @@
           <w:tcPr>
             <w:tcW w:type="dxa" w:w="4876"/>
             <w:tcMar>
-              <w:top w:w="50" w:type="dxa"/>
-              <w:bottom w:w="60" w:type="dxa"/>
-              <w:left w:w="100" w:type="dxa"/>
-              <w:right w:w="100" w:type="dxa"/>
+              <w:top w:w="35" w:type="dxa"/>
+              <w:bottom w:w="40" w:type="dxa"/>
+              <w:left w:w="90" w:type="dxa"/>
+              <w:right w:w="90" w:type="dxa"/>
             </w:tcMar>
           </w:tcPr>
           <w:p>
             <w:pPr>
-              <w:spacing w:before="40" w:after="20" w:line="252" w:lineRule="auto"/>
+              <w:spacing w:before="20" w:after="20" w:line="240" w:lineRule="auto"/>
             </w:pPr>
             <w:r>
               <w:rPr>
                 <w:rFonts w:ascii="맑은 고딕" w:hAnsi="맑은 고딕" w:eastAsia="맑은 고딕"/>
                 <w:b/>
-                <w:sz w:val="19"/>
+                <w:sz w:val="18"/>
               </w:rPr>
               <w:t xml:space="preserve">6. </w:t>
             </w:r>
@@ -511,21 +511,21 @@
               <w:rPr>
                 <w:rFonts w:ascii="맑은 고딕" w:hAnsi="맑은 고딕" w:eastAsia="맑은 고딕"/>
                 <w:b w:val="0"/>
-                <w:sz w:val="19"/>
+                <w:sz w:val="18"/>
               </w:rPr>
               <w:t>국가·단체가 어떤 사항을 세상에 널리 알림</w:t>
             </w:r>
           </w:p>
           <w:p>
             <w:pPr>
-              <w:spacing w:before="0" w:after="40" w:line="252" w:lineRule="auto"/>
+              <w:spacing w:before="0" w:after="20" w:line="240" w:lineRule="auto"/>
             </w:pPr>
             <w:r>
               <w:rPr>
                 <w:rFonts w:ascii="맑은 고딕" w:hAnsi="맑은 고딕" w:eastAsia="맑은 고딕"/>
                 <w:b/>
                 <w:color w:val="3D4BC7"/>
-                <w:sz w:val="17"/>
+                <w:sz w:val="16"/>
               </w:rPr>
               <w:t xml:space="preserve">답  </w:t>
             </w:r>
@@ -533,7 +533,7 @@
               <w:rPr>
                 <w:rFonts w:ascii="맑은 고딕" w:hAnsi="맑은 고딕" w:eastAsia="맑은 고딕"/>
                 <w:b w:val="0"/>
-                <w:sz w:val="19"/>
+                <w:sz w:val="18"/>
               </w:rPr>
               <w:t>＿＿＿＿＿＿</w:t>
             </w:r>
@@ -543,14 +543,14 @@
     </w:tbl>
     <w:p>
       <w:pPr>
-        <w:spacing w:before="120" w:after="60" w:line="252" w:lineRule="auto"/>
+        <w:spacing w:before="60" w:after="20" w:line="240" w:lineRule="auto"/>
       </w:pPr>
       <w:r>
         <w:rPr>
           <w:rFonts w:ascii="맑은 고딕" w:hAnsi="맑은 고딕" w:eastAsia="맑은 고딕"/>
           <w:b/>
           <w:color w:val="3D4BC7"/>
-          <w:sz w:val="21"/>
+          <w:sz w:val="19"/>
         </w:rPr>
         <w:t>문장을 읽고 알맞은 어휘를 고르세요</w:t>
       </w:r>
@@ -573,21 +573,21 @@
           <w:tcPr>
             <w:tcW w:type="dxa" w:w="4876"/>
             <w:tcMar>
-              <w:top w:w="50" w:type="dxa"/>
-              <w:bottom w:w="60" w:type="dxa"/>
-              <w:left w:w="100" w:type="dxa"/>
-              <w:right w:w="100" w:type="dxa"/>
+              <w:top w:w="35" w:type="dxa"/>
+              <w:bottom w:w="40" w:type="dxa"/>
+              <w:left w:w="90" w:type="dxa"/>
+              <w:right w:w="90" w:type="dxa"/>
             </w:tcMar>
           </w:tcPr>
           <w:p>
             <w:pPr>
-              <w:spacing w:before="40" w:after="20" w:line="252" w:lineRule="auto"/>
+              <w:spacing w:before="20" w:after="20" w:line="240" w:lineRule="auto"/>
             </w:pPr>
             <w:r>
               <w:rPr>
                 <w:rFonts w:ascii="맑은 고딕" w:hAnsi="맑은 고딕" w:eastAsia="맑은 고딕"/>
                 <w:b/>
-                <w:sz w:val="19"/>
+                <w:sz w:val="18"/>
               </w:rPr>
               <w:t xml:space="preserve">1. </w:t>
             </w:r>
@@ -595,35 +595,35 @@
               <w:rPr>
                 <w:rFonts w:ascii="맑은 고딕" w:hAnsi="맑은 고딕" w:eastAsia="맑은 고딕"/>
                 <w:b w:val="0"/>
-                <w:sz w:val="19"/>
+                <w:sz w:val="18"/>
               </w:rPr>
               <w:t>여권용 사진을 들고 가서 여권 (　)을 했다.</w:t>
             </w:r>
           </w:p>
           <w:p>
             <w:pPr>
-              <w:spacing w:before="0" w:after="20" w:line="252" w:lineRule="auto"/>
+              <w:spacing w:before="0" w:after="20" w:line="240" w:lineRule="auto"/>
             </w:pPr>
             <w:r>
               <w:rPr>
                 <w:rFonts w:ascii="맑은 고딕" w:hAnsi="맑은 고딕" w:eastAsia="맑은 고딕"/>
                 <w:b w:val="0"/>
                 <w:color w:val="6B6F85"/>
-                <w:sz w:val="17"/>
+                <w:sz w:val="16"/>
               </w:rPr>
               <w:t>㉮신청 ㉯제출</w:t>
             </w:r>
           </w:p>
           <w:p>
             <w:pPr>
-              <w:spacing w:before="0" w:after="40" w:line="252" w:lineRule="auto"/>
+              <w:spacing w:before="0" w:after="20" w:line="240" w:lineRule="auto"/>
             </w:pPr>
             <w:r>
               <w:rPr>
                 <w:rFonts w:ascii="맑은 고딕" w:hAnsi="맑은 고딕" w:eastAsia="맑은 고딕"/>
                 <w:b/>
                 <w:color w:val="3D4BC7"/>
-                <w:sz w:val="17"/>
+                <w:sz w:val="16"/>
               </w:rPr>
               <w:t xml:space="preserve">답  </w:t>
             </w:r>
@@ -631,7 +631,7 @@
               <w:rPr>
                 <w:rFonts w:ascii="맑은 고딕" w:hAnsi="맑은 고딕" w:eastAsia="맑은 고딕"/>
                 <w:b w:val="0"/>
-                <w:sz w:val="19"/>
+                <w:sz w:val="18"/>
               </w:rPr>
               <w:t>＿＿＿＿＿</w:t>
             </w:r>
@@ -641,21 +641,21 @@
           <w:tcPr>
             <w:tcW w:type="dxa" w:w="4876"/>
             <w:tcMar>
-              <w:top w:w="50" w:type="dxa"/>
-              <w:bottom w:w="60" w:type="dxa"/>
-              <w:left w:w="100" w:type="dxa"/>
-              <w:right w:w="100" w:type="dxa"/>
+              <w:top w:w="35" w:type="dxa"/>
+              <w:bottom w:w="40" w:type="dxa"/>
+              <w:left w:w="90" w:type="dxa"/>
+              <w:right w:w="90" w:type="dxa"/>
             </w:tcMar>
           </w:tcPr>
           <w:p>
             <w:pPr>
-              <w:spacing w:before="40" w:after="20" w:line="252" w:lineRule="auto"/>
+              <w:spacing w:before="20" w:after="20" w:line="240" w:lineRule="auto"/>
             </w:pPr>
             <w:r>
               <w:rPr>
                 <w:rFonts w:ascii="맑은 고딕" w:hAnsi="맑은 고딕" w:eastAsia="맑은 고딕"/>
                 <w:b/>
-                <w:sz w:val="19"/>
+                <w:sz w:val="18"/>
               </w:rPr>
               <w:t xml:space="preserve">2. </w:t>
             </w:r>
@@ -663,35 +663,35 @@
               <w:rPr>
                 <w:rFonts w:ascii="맑은 고딕" w:hAnsi="맑은 고딕" w:eastAsia="맑은 고딕"/>
                 <w:b w:val="0"/>
-                <w:sz w:val="19"/>
+                <w:sz w:val="18"/>
               </w:rPr>
               <w:t>증명서는 무인 기기에서도 즉시 (　)받을 수 있다.</w:t>
             </w:r>
           </w:p>
           <w:p>
             <w:pPr>
-              <w:spacing w:before="0" w:after="20" w:line="252" w:lineRule="auto"/>
+              <w:spacing w:before="0" w:after="20" w:line="240" w:lineRule="auto"/>
             </w:pPr>
             <w:r>
               <w:rPr>
                 <w:rFonts w:ascii="맑은 고딕" w:hAnsi="맑은 고딕" w:eastAsia="맑은 고딕"/>
                 <w:b w:val="0"/>
                 <w:color w:val="6B6F85"/>
-                <w:sz w:val="17"/>
+                <w:sz w:val="16"/>
               </w:rPr>
               <w:t>㉮발급 ㉯첨부</w:t>
             </w:r>
           </w:p>
           <w:p>
             <w:pPr>
-              <w:spacing w:before="0" w:after="40" w:line="252" w:lineRule="auto"/>
+              <w:spacing w:before="0" w:after="20" w:line="240" w:lineRule="auto"/>
             </w:pPr>
             <w:r>
               <w:rPr>
                 <w:rFonts w:ascii="맑은 고딕" w:hAnsi="맑은 고딕" w:eastAsia="맑은 고딕"/>
                 <w:b/>
                 <w:color w:val="3D4BC7"/>
-                <w:sz w:val="17"/>
+                <w:sz w:val="16"/>
               </w:rPr>
               <w:t xml:space="preserve">답  </w:t>
             </w:r>
@@ -699,7 +699,7 @@
               <w:rPr>
                 <w:rFonts w:ascii="맑은 고딕" w:hAnsi="맑은 고딕" w:eastAsia="맑은 고딕"/>
                 <w:b w:val="0"/>
-                <w:sz w:val="19"/>
+                <w:sz w:val="18"/>
               </w:rPr>
               <w:t>＿＿＿＿＿</w:t>
             </w:r>
@@ -714,21 +714,21 @@
           <w:tcPr>
             <w:tcW w:type="dxa" w:w="4876"/>
             <w:tcMar>
-              <w:top w:w="50" w:type="dxa"/>
-              <w:bottom w:w="60" w:type="dxa"/>
-              <w:left w:w="100" w:type="dxa"/>
-              <w:right w:w="100" w:type="dxa"/>
+              <w:top w:w="35" w:type="dxa"/>
+              <w:bottom w:w="40" w:type="dxa"/>
+              <w:left w:w="90" w:type="dxa"/>
+              <w:right w:w="90" w:type="dxa"/>
             </w:tcMar>
           </w:tcPr>
           <w:p>
             <w:pPr>
-              <w:spacing w:before="40" w:after="20" w:line="252" w:lineRule="auto"/>
+              <w:spacing w:before="20" w:after="20" w:line="240" w:lineRule="auto"/>
             </w:pPr>
             <w:r>
               <w:rPr>
                 <w:rFonts w:ascii="맑은 고딕" w:hAnsi="맑은 고딕" w:eastAsia="맑은 고딕"/>
                 <w:b/>
-                <w:sz w:val="19"/>
+                <w:sz w:val="18"/>
               </w:rPr>
               <w:t xml:space="preserve">3. </w:t>
             </w:r>
@@ -736,35 +736,35 @@
               <w:rPr>
                 <w:rFonts w:ascii="맑은 고딕" w:hAnsi="맑은 고딕" w:eastAsia="맑은 고딕"/>
                 <w:b w:val="0"/>
-                <w:sz w:val="19"/>
+                <w:sz w:val="18"/>
               </w:rPr>
               <w:t>서류 (　)을 넘기면 접수가 취소된다.</w:t>
             </w:r>
           </w:p>
           <w:p>
             <w:pPr>
-              <w:spacing w:before="0" w:after="20" w:line="252" w:lineRule="auto"/>
+              <w:spacing w:before="0" w:after="20" w:line="240" w:lineRule="auto"/>
             </w:pPr>
             <w:r>
               <w:rPr>
                 <w:rFonts w:ascii="맑은 고딕" w:hAnsi="맑은 고딕" w:eastAsia="맑은 고딕"/>
                 <w:b w:val="0"/>
                 <w:color w:val="6B6F85"/>
-                <w:sz w:val="17"/>
+                <w:sz w:val="16"/>
               </w:rPr>
               <w:t>㉮기한 ㉯반려</w:t>
             </w:r>
           </w:p>
           <w:p>
             <w:pPr>
-              <w:spacing w:before="0" w:after="40" w:line="252" w:lineRule="auto"/>
+              <w:spacing w:before="0" w:after="20" w:line="240" w:lineRule="auto"/>
             </w:pPr>
             <w:r>
               <w:rPr>
                 <w:rFonts w:ascii="맑은 고딕" w:hAnsi="맑은 고딕" w:eastAsia="맑은 고딕"/>
                 <w:b/>
                 <w:color w:val="3D4BC7"/>
-                <w:sz w:val="17"/>
+                <w:sz w:val="16"/>
               </w:rPr>
               <w:t xml:space="preserve">답  </w:t>
             </w:r>
@@ -772,7 +772,7 @@
               <w:rPr>
                 <w:rFonts w:ascii="맑은 고딕" w:hAnsi="맑은 고딕" w:eastAsia="맑은 고딕"/>
                 <w:b w:val="0"/>
-                <w:sz w:val="19"/>
+                <w:sz w:val="18"/>
               </w:rPr>
               <w:t>＿＿＿＿＿</w:t>
             </w:r>
@@ -782,21 +782,21 @@
           <w:tcPr>
             <w:tcW w:type="dxa" w:w="4876"/>
             <w:tcMar>
-              <w:top w:w="50" w:type="dxa"/>
-              <w:bottom w:w="60" w:type="dxa"/>
-              <w:left w:w="100" w:type="dxa"/>
-              <w:right w:w="100" w:type="dxa"/>
+              <w:top w:w="35" w:type="dxa"/>
+              <w:bottom w:w="40" w:type="dxa"/>
+              <w:left w:w="90" w:type="dxa"/>
+              <w:right w:w="90" w:type="dxa"/>
             </w:tcMar>
           </w:tcPr>
           <w:p>
             <w:pPr>
-              <w:spacing w:before="40" w:after="20" w:line="252" w:lineRule="auto"/>
+              <w:spacing w:before="20" w:after="20" w:line="240" w:lineRule="auto"/>
             </w:pPr>
             <w:r>
               <w:rPr>
                 <w:rFonts w:ascii="맑은 고딕" w:hAnsi="맑은 고딕" w:eastAsia="맑은 고딕"/>
                 <w:b/>
-                <w:sz w:val="19"/>
+                <w:sz w:val="18"/>
               </w:rPr>
               <w:t xml:space="preserve">4. </w:t>
             </w:r>
@@ -804,35 +804,35 @@
               <w:rPr>
                 <w:rFonts w:ascii="맑은 고딕" w:hAnsi="맑은 고딕" w:eastAsia="맑은 고딕"/>
                 <w:b w:val="0"/>
-                <w:sz w:val="19"/>
+                <w:sz w:val="18"/>
               </w:rPr>
               <w:t>이 쿠폰은 이달 말까지만 (　)하다.</w:t>
             </w:r>
           </w:p>
           <w:p>
             <w:pPr>
-              <w:spacing w:before="0" w:after="20" w:line="252" w:lineRule="auto"/>
+              <w:spacing w:before="0" w:after="20" w:line="240" w:lineRule="auto"/>
             </w:pPr>
             <w:r>
               <w:rPr>
                 <w:rFonts w:ascii="맑은 고딕" w:hAnsi="맑은 고딕" w:eastAsia="맑은 고딕"/>
                 <w:b w:val="0"/>
                 <w:color w:val="6B6F85"/>
-                <w:sz w:val="17"/>
+                <w:sz w:val="16"/>
               </w:rPr>
               <w:t>㉮유효 ㉯사본</w:t>
             </w:r>
           </w:p>
           <w:p>
             <w:pPr>
-              <w:spacing w:before="0" w:after="40" w:line="252" w:lineRule="auto"/>
+              <w:spacing w:before="0" w:after="20" w:line="240" w:lineRule="auto"/>
             </w:pPr>
             <w:r>
               <w:rPr>
                 <w:rFonts w:ascii="맑은 고딕" w:hAnsi="맑은 고딕" w:eastAsia="맑은 고딕"/>
                 <w:b/>
                 <w:color w:val="3D4BC7"/>
-                <w:sz w:val="17"/>
+                <w:sz w:val="16"/>
               </w:rPr>
               <w:t xml:space="preserve">답  </w:t>
             </w:r>
@@ -840,7 +840,7 @@
               <w:rPr>
                 <w:rFonts w:ascii="맑은 고딕" w:hAnsi="맑은 고딕" w:eastAsia="맑은 고딕"/>
                 <w:b w:val="0"/>
-                <w:sz w:val="19"/>
+                <w:sz w:val="18"/>
               </w:rPr>
               <w:t>＿＿＿＿＿</w:t>
             </w:r>
@@ -855,21 +855,21 @@
           <w:tcPr>
             <w:tcW w:type="dxa" w:w="4876"/>
             <w:tcMar>
-              <w:top w:w="50" w:type="dxa"/>
-              <w:bottom w:w="60" w:type="dxa"/>
-              <w:left w:w="100" w:type="dxa"/>
-              <w:right w:w="100" w:type="dxa"/>
+              <w:top w:w="35" w:type="dxa"/>
+              <w:bottom w:w="40" w:type="dxa"/>
+              <w:left w:w="90" w:type="dxa"/>
+              <w:right w:w="90" w:type="dxa"/>
             </w:tcMar>
           </w:tcPr>
           <w:p>
             <w:pPr>
-              <w:spacing w:before="40" w:after="20" w:line="252" w:lineRule="auto"/>
+              <w:spacing w:before="20" w:after="20" w:line="240" w:lineRule="auto"/>
             </w:pPr>
             <w:r>
               <w:rPr>
                 <w:rFonts w:ascii="맑은 고딕" w:hAnsi="맑은 고딕" w:eastAsia="맑은 고딕"/>
                 <w:b/>
-                <w:sz w:val="19"/>
+                <w:sz w:val="18"/>
               </w:rPr>
               <w:t xml:space="preserve">5. </w:t>
             </w:r>
@@ -877,35 +877,35 @@
               <w:rPr>
                 <w:rFonts w:ascii="맑은 고딕" w:hAnsi="맑은 고딕" w:eastAsia="맑은 고딕"/>
                 <w:b w:val="0"/>
-                <w:sz w:val="19"/>
+                <w:sz w:val="18"/>
               </w:rPr>
               <w:t>이 서류는 허락을 받아야 (　)할 수 있다.</w:t>
             </w:r>
           </w:p>
           <w:p>
             <w:pPr>
-              <w:spacing w:before="0" w:after="20" w:line="252" w:lineRule="auto"/>
+              <w:spacing w:before="0" w:after="20" w:line="240" w:lineRule="auto"/>
             </w:pPr>
             <w:r>
               <w:rPr>
                 <w:rFonts w:ascii="맑은 고딕" w:hAnsi="맑은 고딕" w:eastAsia="맑은 고딕"/>
                 <w:b w:val="0"/>
                 <w:color w:val="6B6F85"/>
-                <w:sz w:val="17"/>
+                <w:sz w:val="16"/>
               </w:rPr>
               <w:t>㉮열람 ㉯갱신</w:t>
             </w:r>
           </w:p>
           <w:p>
             <w:pPr>
-              <w:spacing w:before="0" w:after="40" w:line="252" w:lineRule="auto"/>
+              <w:spacing w:before="0" w:after="20" w:line="240" w:lineRule="auto"/>
             </w:pPr>
             <w:r>
               <w:rPr>
                 <w:rFonts w:ascii="맑은 고딕" w:hAnsi="맑은 고딕" w:eastAsia="맑은 고딕"/>
                 <w:b/>
                 <w:color w:val="3D4BC7"/>
-                <w:sz w:val="17"/>
+                <w:sz w:val="16"/>
               </w:rPr>
               <w:t xml:space="preserve">답  </w:t>
             </w:r>
@@ -913,7 +913,7 @@
               <w:rPr>
                 <w:rFonts w:ascii="맑은 고딕" w:hAnsi="맑은 고딕" w:eastAsia="맑은 고딕"/>
                 <w:b w:val="0"/>
-                <w:sz w:val="19"/>
+                <w:sz w:val="18"/>
               </w:rPr>
               <w:t>＿＿＿＿＿</w:t>
             </w:r>
@@ -923,21 +923,21 @@
           <w:tcPr>
             <w:tcW w:type="dxa" w:w="4876"/>
             <w:tcMar>
-              <w:top w:w="50" w:type="dxa"/>
-              <w:bottom w:w="60" w:type="dxa"/>
-              <w:left w:w="100" w:type="dxa"/>
-              <w:right w:w="100" w:type="dxa"/>
+              <w:top w:w="35" w:type="dxa"/>
+              <w:bottom w:w="40" w:type="dxa"/>
+              <w:left w:w="90" w:type="dxa"/>
+              <w:right w:w="90" w:type="dxa"/>
             </w:tcMar>
           </w:tcPr>
           <w:p>
             <w:pPr>
-              <w:spacing w:before="40" w:after="20" w:line="252" w:lineRule="auto"/>
+              <w:spacing w:before="20" w:after="20" w:line="240" w:lineRule="auto"/>
             </w:pPr>
             <w:r>
               <w:rPr>
                 <w:rFonts w:ascii="맑은 고딕" w:hAnsi="맑은 고딕" w:eastAsia="맑은 고딕"/>
                 <w:b/>
-                <w:sz w:val="19"/>
+                <w:sz w:val="18"/>
               </w:rPr>
               <w:t xml:space="preserve">6. </w:t>
             </w:r>
@@ -945,35 +945,35 @@
               <w:rPr>
                 <w:rFonts w:ascii="맑은 고딕" w:hAnsi="맑은 고딕" w:eastAsia="맑은 고딕"/>
                 <w:b w:val="0"/>
-                <w:sz w:val="19"/>
+                <w:sz w:val="18"/>
               </w:rPr>
               <w:t>합격자에게는 문자로 결과를 (　)한다.</w:t>
             </w:r>
           </w:p>
           <w:p>
             <w:pPr>
-              <w:spacing w:before="0" w:after="20" w:line="252" w:lineRule="auto"/>
+              <w:spacing w:before="0" w:after="20" w:line="240" w:lineRule="auto"/>
             </w:pPr>
             <w:r>
               <w:rPr>
                 <w:rFonts w:ascii="맑은 고딕" w:hAnsi="맑은 고딕" w:eastAsia="맑은 고딕"/>
                 <w:b w:val="0"/>
                 <w:color w:val="6B6F85"/>
-                <w:sz w:val="17"/>
+                <w:sz w:val="16"/>
               </w:rPr>
               <w:t>㉮통보 ㉯공고</w:t>
             </w:r>
           </w:p>
           <w:p>
             <w:pPr>
-              <w:spacing w:before="0" w:after="40" w:line="252" w:lineRule="auto"/>
+              <w:spacing w:before="0" w:after="20" w:line="240" w:lineRule="auto"/>
             </w:pPr>
             <w:r>
               <w:rPr>
                 <w:rFonts w:ascii="맑은 고딕" w:hAnsi="맑은 고딕" w:eastAsia="맑은 고딕"/>
                 <w:b/>
                 <w:color w:val="3D4BC7"/>
-                <w:sz w:val="17"/>
+                <w:sz w:val="16"/>
               </w:rPr>
               <w:t xml:space="preserve">답  </w:t>
             </w:r>
@@ -981,7 +981,7 @@
               <w:rPr>
                 <w:rFonts w:ascii="맑은 고딕" w:hAnsi="맑은 고딕" w:eastAsia="맑은 고딕"/>
                 <w:b w:val="0"/>
-                <w:sz w:val="19"/>
+                <w:sz w:val="18"/>
               </w:rPr>
               <w:t>＿＿＿＿＿</w:t>
             </w:r>
@@ -1004,36 +1004,36 @@
             <w:tcW w:type="dxa" w:w="10092"/>
             <w:shd w:val="clear" w:color="auto" w:fill="3D4BC7"/>
             <w:tcMar>
-              <w:top w:w="70" w:type="dxa"/>
-              <w:bottom w:w="70" w:type="dxa"/>
-              <w:left w:w="140" w:type="dxa"/>
-              <w:right w:w="140" w:type="dxa"/>
+              <w:top w:w="45" w:type="dxa"/>
+              <w:bottom w:w="45" w:type="dxa"/>
+              <w:left w:w="120" w:type="dxa"/>
+              <w:right w:w="120" w:type="dxa"/>
             </w:tcMar>
           </w:tcPr>
           <w:p>
             <w:pPr>
-              <w:spacing w:before="0" w:after="0" w:line="252" w:lineRule="auto"/>
+              <w:spacing w:before="0" w:after="0" w:line="240" w:lineRule="auto"/>
             </w:pPr>
             <w:r>
               <w:rPr>
                 <w:rFonts w:ascii="맑은 고딕" w:hAnsi="맑은 고딕" w:eastAsia="맑은 고딕"/>
                 <w:b/>
                 <w:color w:val="FFFFFF"/>
-                <w:sz w:val="23"/>
+                <w:sz w:val="20"/>
               </w:rPr>
               <w:t>오늘의 한 줄</w:t>
             </w:r>
           </w:p>
           <w:p>
             <w:pPr>
-              <w:spacing w:before="0" w:after="0" w:line="252" w:lineRule="auto"/>
+              <w:spacing w:before="0" w:after="0" w:line="240" w:lineRule="auto"/>
             </w:pPr>
             <w:r>
               <w:rPr>
                 <w:rFonts w:ascii="맑은 고딕" w:hAnsi="맑은 고딕" w:eastAsia="맑은 고딕"/>
                 <w:b w:val="0"/>
                 <w:color w:val="DDE0FF"/>
-                <w:sz w:val="17"/>
+                <w:sz w:val="15"/>
               </w:rPr>
               <w:t>가장 기억에 남는 낱말과 이유를 써 보세요.</w:t>
             </w:r>
@@ -1043,12 +1043,12 @@
     </w:tbl>
     <w:p>
       <w:pPr>
-        <w:spacing w:after="20"/>
+        <w:spacing w:after="0"/>
       </w:pPr>
     </w:p>
     <w:p>
       <w:pPr>
-        <w:spacing w:before="80" w:after="160" w:line="252" w:lineRule="auto"/>
+        <w:spacing w:before="40" w:after="80" w:line="240" w:lineRule="auto"/>
         <w:pBdr>
           <w:bottom w:val="single" w:sz="6" w:space="6" w:color="9AA0C3"/>
         </w:pBdr>
@@ -1056,14 +1056,14 @@
     </w:p>
     <w:p>
       <w:pPr>
-        <w:spacing w:before="200" w:after="80" w:line="252" w:lineRule="auto"/>
+        <w:spacing w:before="80" w:after="40" w:line="240" w:lineRule="auto"/>
       </w:pPr>
       <w:r>
         <w:rPr>
           <w:rFonts w:ascii="맑은 고딕" w:hAnsi="맑은 고딕" w:eastAsia="맑은 고딕"/>
           <w:b/>
           <w:color w:val="3D4BC7"/>
-          <w:sz w:val="21"/>
+          <w:sz w:val="19"/>
         </w:rPr>
         <w:t>💬 오늘의 명언</w:t>
       </w:r>
@@ -1086,15 +1086,15 @@
             <w:tcW w:type="dxa" w:w="10092"/>
             <w:shd w:val="clear" w:color="auto" w:fill="F7F8FF"/>
             <w:tcMar>
-              <w:top w:w="80" w:type="dxa"/>
-              <w:bottom w:w="80" w:type="dxa"/>
-              <w:left w:w="180" w:type="dxa"/>
-              <w:right w:w="180" w:type="dxa"/>
+              <w:top w:w="50" w:type="dxa"/>
+              <w:bottom w:w="50" w:type="dxa"/>
+              <w:left w:w="140" w:type="dxa"/>
+              <w:right w:w="140" w:type="dxa"/>
             </w:tcMar>
           </w:tcPr>
           <w:p>
             <w:pPr>
-              <w:spacing w:before="0" w:after="60" w:line="252" w:lineRule="auto"/>
+              <w:spacing w:before="0" w:after="20" w:line="240" w:lineRule="auto"/>
               <w:jc w:val="center"/>
             </w:pPr>
             <w:r>
@@ -1103,14 +1103,14 @@
                 <w:b/>
                 <w:i/>
                 <w:color w:val="333366"/>
-                <w:sz w:val="23"/>
+                <w:sz w:val="20"/>
               </w:rPr>
               <w:t>“오늘 할 수 있는 일을 내일로 미루지 마라.”</w:t>
             </w:r>
           </w:p>
           <w:p>
             <w:pPr>
-              <w:spacing w:before="0" w:after="0" w:line="252" w:lineRule="auto"/>
+              <w:spacing w:before="0" w:after="0" w:line="240" w:lineRule="auto"/>
               <w:jc w:val="center"/>
             </w:pPr>
             <w:r>
@@ -1118,7 +1118,7 @@
                 <w:rFonts w:ascii="맑은 고딕" w:hAnsi="맑은 고딕" w:eastAsia="맑은 고딕"/>
                 <w:b w:val="0"/>
                 <w:color w:val="6B6F85"/>
-                <w:sz w:val="18"/>
+                <w:sz w:val="16"/>
               </w:rPr>
               <w:t>— 벤저민 프랭클린</w:t>
             </w:r>
@@ -1128,14 +1128,14 @@
     </w:tbl>
     <w:p>
       <w:pPr>
-        <w:spacing w:before="80" w:after="40" w:line="252" w:lineRule="auto"/>
+        <w:spacing w:before="40" w:after="20" w:line="240" w:lineRule="auto"/>
       </w:pPr>
       <w:r>
         <w:rPr>
           <w:rFonts w:ascii="맑은 고딕" w:hAnsi="맑은 고딕" w:eastAsia="맑은 고딕"/>
           <w:b w:val="0"/>
           <w:color w:val="6B6F85"/>
-          <w:sz w:val="17"/>
+          <w:sz w:val="16"/>
         </w:rPr>
         <w:t>✍ 위 명언을 소리 내어 한 번 읽고, 나만의 글씨체로 또박또박 따라 써 보세요.</w:t>
       </w:r>
@@ -1150,7 +1150,7 @@
       </w:tblGrid>
       <w:tr>
         <w:trPr>
-          <w:trHeight w:val="300" w:hRule="atLeast"/>
+          <w:trHeight w:val="220" w:hRule="atLeast"/>
         </w:trPr>
         <w:tc>
           <w:tcPr>
@@ -1173,7 +1173,7 @@
       </w:tr>
       <w:tr>
         <w:trPr>
-          <w:trHeight w:val="300" w:hRule="atLeast"/>
+          <w:trHeight w:val="220" w:hRule="atLeast"/>
         </w:trPr>
         <w:tc>
           <w:tcPr>
@@ -1202,7 +1202,7 @@
     </w:p>
     <w:sectPr>
       <w:pgSz w:w="11906" w:h="16838"/>
-      <w:pgMar w:top="567" w:right="907" w:bottom="510" w:left="907" w:header="720" w:footer="720" w:gutter="0"/>
+      <w:pgMar w:top="454" w:right="907" w:bottom="397" w:left="907" w:header="720" w:footer="720" w:gutter="0"/>
       <w:cols w:space="720"/>
       <w:docGrid w:linePitch="360"/>
     </w:sectPr>

--- a/worksheets/1주차_1_공문서행정문서읽기_Day5_학습지.docx
+++ b/worksheets/1주차_1_공문서행정문서읽기_Day5_학습지.docx
@@ -1086,10 +1086,10 @@
             <w:tcW w:type="dxa" w:w="10092"/>
             <w:shd w:val="clear" w:color="auto" w:fill="F7F8FF"/>
             <w:tcMar>
-              <w:top w:w="50" w:type="dxa"/>
-              <w:bottom w:w="50" w:type="dxa"/>
-              <w:left w:w="140" w:type="dxa"/>
-              <w:right w:w="140" w:type="dxa"/>
+              <w:top w:w="35" w:type="dxa"/>
+              <w:bottom w:w="35" w:type="dxa"/>
+              <w:left w:w="120" w:type="dxa"/>
+              <w:right w:w="120" w:type="dxa"/>
             </w:tcMar>
           </w:tcPr>
           <w:p>
@@ -1150,7 +1150,7 @@
       </w:tblGrid>
       <w:tr>
         <w:trPr>
-          <w:trHeight w:val="220" w:hRule="atLeast"/>
+          <w:trHeight w:val="160" w:hRule="atLeast"/>
         </w:trPr>
         <w:tc>
           <w:tcPr>
@@ -1173,7 +1173,7 @@
       </w:tr>
       <w:tr>
         <w:trPr>
-          <w:trHeight w:val="220" w:hRule="atLeast"/>
+          <w:trHeight w:val="160" w:hRule="atLeast"/>
         </w:trPr>
         <w:tc>
           <w:tcPr>
